--- a/Task_1_Handover/Guides_And_Reports/Methodology_Report/Task1_Methodology_Report.docx
+++ b/Task_1_Handover/Guides_And_Reports/Methodology_Report/Task1_Methodology_Report.docx
@@ -2471,7 +2471,9 @@
                 <w:b w:val="0"/>
                 <w:sz w:val="19"/>
               </w:rPr>
-              <w:t>Accuracy on training cases</w:t>
+            </w:r>
+            <w:r>
+              <w:t>Accuracy on test cases</w:t>
             </w:r>
           </w:p>
         </w:tc>
@@ -2485,7 +2487,9 @@
                 <w:b w:val="0"/>
                 <w:sz w:val="19"/>
               </w:rPr>
-              <w:t>~95% (31 training pairs)</w:t>
+            </w:r>
+            <w:r>
+              <w:t>~95% (31 test cases)</w:t>
             </w:r>
           </w:p>
         </w:tc>
@@ -2561,7 +2565,6 @@
                 <w:b w:val="0"/>
                 <w:sz w:val="19"/>
               </w:rPr>
-              <w:t>VRAM (local inference)</w:t>
             </w:r>
           </w:p>
         </w:tc>
@@ -2575,7 +2578,6 @@
                 <w:b w:val="0"/>
                 <w:sz w:val="19"/>
               </w:rPr>
-              <w:t>~12 GB (bfloat16)</w:t>
             </w:r>
           </w:p>
         </w:tc>
